--- a/minorProj4/Documentation/MinorProject4_HotelReservations.docx
+++ b/minorProj4/Documentation/MinorProject4_HotelReservations.docx
@@ -12,7 +12,7 @@
     </w:p>
     <w:p>
       <w:r>
-        <w:t>Aida Van Voorhis</w:t>
+        <w:t>Aidan Van Voorhis</w:t>
       </w:r>
     </w:p>
     <w:p>
